--- a/TextePresentationPFE.docx
+++ b/TextePresentationPFE.docx
@@ -1259,17 +1259,9 @@
       <w:r>
         <w:t xml:space="preserve">n faire </w:t>
       </w:r>
-      <w:proofErr w:type="gramStart"/>
-      <w:r>
-        <w:t>un</w:t>
-      </w:r>
-      <w:r>
-        <w:t xml:space="preserve"> véritable</w:t>
-      </w:r>
-      <w:r>
-        <w:t xml:space="preserve"> points</w:t>
-      </w:r>
-      <w:proofErr w:type="gramEnd"/>
+      <w:r>
+        <w:t>un véritable point</w:t>
+      </w:r>
       <w:r>
         <w:t xml:space="preserve"> fort de Forlorn.</w:t>
       </w:r>
